--- a/ind/docx/36.content.docx
+++ b/ind/docx/36.content.docx
@@ -19,7 +19,7 @@
         <w:rPr>
           <w:lang w:val="id_ID" w:bidi="id_ID"/>
         </w:rPr>
-        <w:t>Resource: Tyndale Open Study Notes</w:t>
+        <w:t>Resource: Aquifer Open Study Notes (Book Intros)</w:t>
       </w:r>
       <w:r>
         <w:rPr>
@@ -112,7 +112,7 @@
         <w:rPr>
           <w:lang w:val="id_ID" w:bidi="id_ID"/>
         </w:rPr>
-        <w:t>Tyndale Open Study Notes</w:t>
+        <w:t>Aquifer Open Study Notes (Book Intros)</w:t>
       </w:r>
     </w:p>
     <w:p>

--- a/ind/docx/36.content.docx
+++ b/ind/docx/36.content.docx
@@ -233,18 +233,12 @@
         </w:rPr>
         <w:t>“Sudah dekat hari Tuhan yang hebat itu. . . . hari itu … hari kemusnahan dan pemusnahan, hari kegelapan dan kesuraman” (</w:t>
       </w:r>
-      <w:hyperlink r:id="rId13">
-        <w:r>
-          <w:rPr>
-            <w:lang w:val="id_ID" w:bidi="id_ID"/>
-          </w:rPr>
-          <w:rPr>
-            <w:color w:val="0000EE"/>
-            <w:u w:val="single"/>
-          </w:rPr>
-          <w:t>Zef. 1:14–15</w:t>
-        </w:r>
-      </w:hyperlink>
+      <w:r>
+        <w:rPr>
+          <w:lang w:val="id_ID" w:bidi="id_ID"/>
+        </w:rPr>
+        <w:t>Zef. 1:14–15</w:t>
+      </w:r>
       <w:r>
         <w:rPr>
           <w:lang w:val="id_ID" w:bidi="id_ID"/>
@@ -290,72 +284,48 @@
         </w:rPr>
         <w:t>Yosia baru berusia delapan tahun ketika ia menjadi raja Yehuda. Ia menikmati masa pemerintahan yang panjang (640–609 Sebelum Masehi) sebagai raja yang saleh. Dalam tahun kedelapan belas pemerintahannya, saat perbaikan dilakukan di Bait Suci, sebuah gulungan Kitab Hukum Taurat ditemukan (</w:t>
       </w:r>
-      <w:hyperlink r:id="rId14">
-        <w:r>
-          <w:rPr>
-            <w:lang w:val="id_ID" w:bidi="id_ID"/>
-          </w:rPr>
-          <w:rPr>
-            <w:color w:val="0000EE"/>
-            <w:u w:val="single"/>
-          </w:rPr>
-          <w:t>2Raj. 22:8</w:t>
-        </w:r>
-      </w:hyperlink>
+      <w:r>
+        <w:rPr>
+          <w:lang w:val="id_ID" w:bidi="id_ID"/>
+        </w:rPr>
+        <w:t>2Raj. 22:8</w:t>
+      </w:r>
       <w:r>
         <w:rPr>
           <w:lang w:val="id_ID" w:bidi="id_ID"/>
         </w:rPr>
         <w:t xml:space="preserve">; </w:t>
       </w:r>
-      <w:hyperlink r:id="rId15">
-        <w:r>
-          <w:rPr>
-            <w:lang w:val="id_ID" w:bidi="id_ID"/>
-          </w:rPr>
-          <w:rPr>
-            <w:color w:val="0000EE"/>
-            <w:u w:val="single"/>
-          </w:rPr>
-          <w:t>2Taw. 34:14–15</w:t>
-        </w:r>
-      </w:hyperlink>
+      <w:r>
+        <w:rPr>
+          <w:lang w:val="id_ID" w:bidi="id_ID"/>
+        </w:rPr>
+        <w:t>2Taw. 34:14–15</w:t>
+      </w:r>
       <w:r>
         <w:rPr>
           <w:lang w:val="id_ID" w:bidi="id_ID"/>
         </w:rPr>
         <w:t>). Setelah mendengar Hukum Taurat dibacakan kepadanya, Yosia memimpin rakyatnya dalam pembaruan dan reformasi, mengembalikan pengamalan keagamaan yang diperintahkan Allah (</w:t>
       </w:r>
-      <w:hyperlink r:id="rId16">
-        <w:r>
-          <w:rPr>
-            <w:lang w:val="id_ID" w:bidi="id_ID"/>
-          </w:rPr>
-          <w:rPr>
-            <w:color w:val="0000EE"/>
-            <w:u w:val="single"/>
-          </w:rPr>
-          <w:t>2Raj. 23:1–25</w:t>
-        </w:r>
-      </w:hyperlink>
+      <w:r>
+        <w:rPr>
+          <w:lang w:val="id_ID" w:bidi="id_ID"/>
+        </w:rPr>
+        <w:t>2Raj. 23:1–25</w:t>
+      </w:r>
       <w:r>
         <w:rPr>
           <w:lang w:val="id_ID" w:bidi="id_ID"/>
         </w:rPr>
         <w:t xml:space="preserve">; </w:t>
       </w:r>
-      <w:hyperlink r:id="rId17">
-        <w:r>
-          <w:rPr>
-            <w:lang w:val="id_ID" w:bidi="id_ID"/>
-          </w:rPr>
-          <w:rPr>
-            <w:color w:val="0000EE"/>
-            <w:u w:val="single"/>
-          </w:rPr>
-          <w:t>2Taw. 34:29–35:19</w:t>
-        </w:r>
-      </w:hyperlink>
+      <w:r>
+        <w:rPr>
+          <w:lang w:val="id_ID" w:bidi="id_ID"/>
+        </w:rPr>
+        <w:t>2Taw. 34:29–35:19</w:t>
+      </w:r>
       <w:r>
         <w:rPr>
           <w:lang w:val="id_ID" w:bidi="id_ID"/>
@@ -376,54 +346,36 @@
         </w:rPr>
         <w:t>Sebelum peristiwa penting ini, sebagian besar Kerajaan Yehuda mengikuti praktik penyembahan berhala yang diperkenalkan oleh Manasye dan Amon. Orang-orang Yehuda sangat setia pada kemurtadan ini sehingga akhirnya membawa kehancuran bagi mereka (</w:t>
       </w:r>
-      <w:hyperlink r:id="rId18">
-        <w:r>
-          <w:rPr>
-            <w:lang w:val="id_ID" w:bidi="id_ID"/>
-          </w:rPr>
-          <w:rPr>
-            <w:color w:val="0000EE"/>
-            <w:u w:val="single"/>
-          </w:rPr>
-          <w:t>2Raj. 21:10–25</w:t>
-        </w:r>
-      </w:hyperlink>
+      <w:r>
+        <w:rPr>
+          <w:lang w:val="id_ID" w:bidi="id_ID"/>
+        </w:rPr>
+        <w:t>2Raj. 21:10–25</w:t>
+      </w:r>
       <w:r>
         <w:rPr>
           <w:lang w:val="id_ID" w:bidi="id_ID"/>
         </w:rPr>
         <w:t xml:space="preserve">; </w:t>
       </w:r>
-      <w:hyperlink r:id="rId19">
-        <w:r>
-          <w:rPr>
-            <w:lang w:val="id_ID" w:bidi="id_ID"/>
-          </w:rPr>
-          <w:rPr>
-            <w:color w:val="0000EE"/>
-            <w:u w:val="single"/>
-          </w:rPr>
-          <w:t>2Taw. 33:17</w:t>
-        </w:r>
-      </w:hyperlink>
+      <w:r>
+        <w:rPr>
+          <w:lang w:val="id_ID" w:bidi="id_ID"/>
+        </w:rPr>
+        <w:t>2Taw. 33:17</w:t>
+      </w:r>
       <w:r>
         <w:rPr>
           <w:lang w:val="id_ID" w:bidi="id_ID"/>
         </w:rPr>
         <w:t xml:space="preserve">, </w:t>
       </w:r>
-      <w:hyperlink r:id="rId20">
-        <w:r>
-          <w:rPr>
-            <w:lang w:val="id_ID" w:bidi="id_ID"/>
-          </w:rPr>
-          <w:rPr>
-            <w:color w:val="0000EE"/>
-            <w:u w:val="single"/>
-          </w:rPr>
-          <w:t>21–24</w:t>
-        </w:r>
-      </w:hyperlink>
+      <w:r>
+        <w:rPr>
+          <w:lang w:val="id_ID" w:bidi="id_ID"/>
+        </w:rPr>
+        <w:t>21–24</w:t>
+      </w:r>
       <w:r>
         <w:rPr>
           <w:lang w:val="id_ID" w:bidi="id_ID"/>
@@ -444,54 +396,36 @@
         </w:rPr>
         <w:t>Zefanya bernubuat pada awal pemerintahan Yosia, setelah kematian Amon dan sebelum Kitab Hukum Taurat ditemukan kembali. Masa itu ditandai dengan ketidakpedulian terhadap agama, ketidakadilan sosial, dan keserakahan ekonomi (</w:t>
       </w:r>
-      <w:hyperlink r:id="rId21">
-        <w:r>
-          <w:rPr>
-            <w:lang w:val="id_ID" w:bidi="id_ID"/>
-          </w:rPr>
-          <w:rPr>
-            <w:color w:val="0000EE"/>
-            <w:u w:val="single"/>
-          </w:rPr>
-          <w:t>Zef. 1:4–13</w:t>
-        </w:r>
-      </w:hyperlink>
+      <w:r>
+        <w:rPr>
+          <w:lang w:val="id_ID" w:bidi="id_ID"/>
+        </w:rPr>
+        <w:t>Zef. 1:4–13</w:t>
+      </w:r>
       <w:r>
         <w:rPr>
           <w:lang w:val="id_ID" w:bidi="id_ID"/>
         </w:rPr>
         <w:t xml:space="preserve">; </w:t>
       </w:r>
-      <w:hyperlink r:id="rId22">
-        <w:r>
-          <w:rPr>
-            <w:lang w:val="id_ID" w:bidi="id_ID"/>
-          </w:rPr>
-          <w:rPr>
-            <w:color w:val="0000EE"/>
-            <w:u w:val="single"/>
-          </w:rPr>
-          <w:t>3:1–4</w:t>
-        </w:r>
-      </w:hyperlink>
+      <w:r>
+        <w:rPr>
+          <w:lang w:val="id_ID" w:bidi="id_ID"/>
+        </w:rPr>
+        <w:t>3:1–4</w:t>
+      </w:r>
       <w:r>
         <w:rPr>
           <w:lang w:val="id_ID" w:bidi="id_ID"/>
         </w:rPr>
         <w:t xml:space="preserve">, </w:t>
       </w:r>
-      <w:hyperlink r:id="rId23">
-        <w:r>
-          <w:rPr>
-            <w:lang w:val="id_ID" w:bidi="id_ID"/>
-          </w:rPr>
-          <w:rPr>
-            <w:color w:val="0000EE"/>
-            <w:u w:val="single"/>
-          </w:rPr>
-          <w:t>7</w:t>
-        </w:r>
-      </w:hyperlink>
+      <w:r>
+        <w:rPr>
+          <w:lang w:val="id_ID" w:bidi="id_ID"/>
+        </w:rPr>
+        <w:t>7</w:t>
+      </w:r>
       <w:r>
         <w:rPr>
           <w:lang w:val="id_ID" w:bidi="id_ID"/>
@@ -536,72 +470,48 @@
         </w:rPr>
         <w:t>. Ungkapan ini menandakan kedatangan penghakiman Allah atas dunia yang berdosa (</w:t>
       </w:r>
-      <w:hyperlink r:id="rId24">
-        <w:r>
-          <w:rPr>
-            <w:lang w:val="id_ID" w:bidi="id_ID"/>
-          </w:rPr>
-          <w:rPr>
-            <w:color w:val="0000EE"/>
-            <w:u w:val="single"/>
-          </w:rPr>
-          <w:t>Zef. 1:2–3</w:t>
-        </w:r>
-      </w:hyperlink>
+      <w:r>
+        <w:rPr>
+          <w:lang w:val="id_ID" w:bidi="id_ID"/>
+        </w:rPr>
+        <w:t>Zef. 1:2–3</w:t>
+      </w:r>
       <w:r>
         <w:rPr>
           <w:lang w:val="id_ID" w:bidi="id_ID"/>
         </w:rPr>
         <w:t xml:space="preserve">, </w:t>
       </w:r>
-      <w:hyperlink r:id="rId25">
-        <w:r>
-          <w:rPr>
-            <w:lang w:val="id_ID" w:bidi="id_ID"/>
-          </w:rPr>
-          <w:rPr>
-            <w:color w:val="0000EE"/>
-            <w:u w:val="single"/>
-          </w:rPr>
-          <w:t>14–18</w:t>
-        </w:r>
-      </w:hyperlink>
+      <w:r>
+        <w:rPr>
+          <w:lang w:val="id_ID" w:bidi="id_ID"/>
+        </w:rPr>
+        <w:t>14–18</w:t>
+      </w:r>
       <w:r>
         <w:rPr>
           <w:lang w:val="id_ID" w:bidi="id_ID"/>
         </w:rPr>
         <w:t>), termasuk umat-Nya di Yehuda dan Yerusalem (</w:t>
       </w:r>
-      <w:hyperlink r:id="rId21">
-        <w:r>
-          <w:rPr>
-            <w:lang w:val="id_ID" w:bidi="id_ID"/>
-          </w:rPr>
-          <w:rPr>
-            <w:color w:val="0000EE"/>
-            <w:u w:val="single"/>
-          </w:rPr>
-          <w:t>Zef. 1:4–13</w:t>
-        </w:r>
-      </w:hyperlink>
+      <w:r>
+        <w:rPr>
+          <w:lang w:val="id_ID" w:bidi="id_ID"/>
+        </w:rPr>
+        <w:t>Zef. 1:4–13</w:t>
+      </w:r>
       <w:r>
         <w:rPr>
           <w:lang w:val="id_ID" w:bidi="id_ID"/>
         </w:rPr>
         <w:t>). Seperti halnya orang Israel pada zaman Amos sekitar 125 tahun sebelumnya, orang Yehuda menantikan "hari itu" sebagai saat ketika Allah akan membenarkan mereka dengan menghancurkan musuh-musuh mereka. Namun, seperti Amos, Zefanya harus memberi tahu umatnya bahwa hubungan perjanjian mereka dengan Allah tidak membuat mereka kebal terhadap penghakiman. Karena hari Tuhan akan datang tanpa pandang bulu kepada semua orang yang jahat, Zefanya mendesak sesama warganya untuk bertobat, mencari Tuhan, dan hidup dengan benar dalam segala kerendahan hati (</w:t>
       </w:r>
-      <w:hyperlink r:id="rId26">
-        <w:r>
-          <w:rPr>
-            <w:lang w:val="id_ID" w:bidi="id_ID"/>
-          </w:rPr>
-          <w:rPr>
-            <w:color w:val="0000EE"/>
-            <w:u w:val="single"/>
-          </w:rPr>
-          <w:t>Zef. 2:1–3</w:t>
-        </w:r>
-      </w:hyperlink>
+      <w:r>
+        <w:rPr>
+          <w:lang w:val="id_ID" w:bidi="id_ID"/>
+        </w:rPr>
+        <w:t>Zef. 2:1–3</w:t>
+      </w:r>
       <w:r>
         <w:rPr>
           <w:lang w:val="id_ID" w:bidi="id_ID"/>
@@ -622,36 +532,24 @@
         </w:rPr>
         <w:t>Implikasi dari nubuat Zefanya sangat jelas. Bangsa-bangsa yang bertetangga dengan Yehuda akan mengalami penghakiman yang mengerikan karena kejahatan mereka terhadap umat Allah, kesombongan mereka yang arogan, dan pembangkangan mereka terhadap Tuhan (</w:t>
       </w:r>
-      <w:hyperlink r:id="rId27">
-        <w:r>
-          <w:rPr>
-            <w:lang w:val="id_ID" w:bidi="id_ID"/>
-          </w:rPr>
-          <w:rPr>
-            <w:color w:val="0000EE"/>
-            <w:u w:val="single"/>
-          </w:rPr>
-          <w:t>Zef. 2:4–15</w:t>
-        </w:r>
-      </w:hyperlink>
+      <w:r>
+        <w:rPr>
+          <w:lang w:val="id_ID" w:bidi="id_ID"/>
+        </w:rPr>
+        <w:t>Zef. 2:4–15</w:t>
+      </w:r>
       <w:r>
         <w:rPr>
           <w:lang w:val="id_ID" w:bidi="id_ID"/>
         </w:rPr>
         <w:t>). Namun, Yehuda juga tidak akan terhindar dari hukuman Tuhan, karena para pemimpin rohani dan pemimpin rakyatnya telah menjerumuskan masyarakat ke dalam kerusakan total meskipun mengetahui standar-standar Allah. Selain itu, orang-orang Yehuda tidak memperhatikan penghakiman Allah yang berdaulat atas bangsa-bangsa lain yang melakukan kejahatan seperti yang mereka lakukan (</w:t>
       </w:r>
-      <w:hyperlink r:id="rId28">
-        <w:r>
-          <w:rPr>
-            <w:lang w:val="id_ID" w:bidi="id_ID"/>
-          </w:rPr>
-          <w:rPr>
-            <w:color w:val="0000EE"/>
-            <w:u w:val="single"/>
-          </w:rPr>
-          <w:t>Zef. 3:1–7</w:t>
-        </w:r>
-      </w:hyperlink>
+      <w:r>
+        <w:rPr>
+          <w:lang w:val="id_ID" w:bidi="id_ID"/>
+        </w:rPr>
+        <w:t>Zef. 3:1–7</w:t>
+      </w:r>
       <w:r>
         <w:rPr>
           <w:lang w:val="id_ID" w:bidi="id_ID"/>
@@ -672,54 +570,36 @@
         </w:rPr>
         <w:t>Penghakiman yang akan datang ini merupakan pendahulu dari masa penghakiman yang akan melanda semua bangsa di bumi (</w:t>
       </w:r>
-      <w:hyperlink r:id="rId29">
-        <w:r>
-          <w:rPr>
-            <w:lang w:val="id_ID" w:bidi="id_ID"/>
-          </w:rPr>
-          <w:rPr>
-            <w:color w:val="0000EE"/>
-            <w:u w:val="single"/>
-          </w:rPr>
-          <w:t>Zef. 3:8</w:t>
-        </w:r>
-      </w:hyperlink>
+      <w:r>
+        <w:rPr>
+          <w:lang w:val="id_ID" w:bidi="id_ID"/>
+        </w:rPr>
+        <w:t>Zef. 3:8</w:t>
+      </w:r>
       <w:r>
         <w:rPr>
           <w:lang w:val="id_ID" w:bidi="id_ID"/>
         </w:rPr>
         <w:t>). Namun, penghakiman bukanlah akhir: Hari penghakiman akan datang agar hari keselamatan dapat menyusul (</w:t>
       </w:r>
-      <w:hyperlink r:id="rId30">
-        <w:r>
-          <w:rPr>
-            <w:lang w:val="id_ID" w:bidi="id_ID"/>
-          </w:rPr>
-          <w:rPr>
-            <w:color w:val="0000EE"/>
-            <w:u w:val="single"/>
-          </w:rPr>
-          <w:t>Zef. 3:9–20</w:t>
-        </w:r>
-      </w:hyperlink>
+      <w:r>
+        <w:rPr>
+          <w:lang w:val="id_ID" w:bidi="id_ID"/>
+        </w:rPr>
+        <w:t>Zef. 3:9–20</w:t>
+      </w:r>
       <w:r>
         <w:rPr>
           <w:lang w:val="id_ID" w:bidi="id_ID"/>
         </w:rPr>
         <w:t>). Allah menjanjikan pemulihan dan berkat bagi sisa dari Israel dan bagi semua orang (</w:t>
       </w:r>
-      <w:hyperlink r:id="rId31">
-        <w:r>
-          <w:rPr>
-            <w:lang w:val="id_ID" w:bidi="id_ID"/>
-          </w:rPr>
-          <w:rPr>
-            <w:color w:val="0000EE"/>
-            <w:u w:val="single"/>
-          </w:rPr>
-          <w:t>Zef. 3:9</w:t>
-        </w:r>
-      </w:hyperlink>
+      <w:r>
+        <w:rPr>
+          <w:lang w:val="id_ID" w:bidi="id_ID"/>
+        </w:rPr>
+        <w:t>Zef. 3:9</w:t>
+      </w:r>
       <w:r>
         <w:rPr>
           <w:lang w:val="id_ID" w:bidi="id_ID"/>
@@ -740,72 +620,48 @@
         </w:rPr>
         <w:t>Zefanya mencatat rencana Allah di masa depan untuk melenyapkan semua orang yang sombong dan angkuh dari muka bumi; hanya mereka yang “mencari perlindungan pada nama Tuhan” yang akan tetap tinggal (</w:t>
       </w:r>
-      <w:hyperlink r:id="rId32">
-        <w:r>
-          <w:rPr>
-            <w:lang w:val="id_ID" w:bidi="id_ID"/>
-          </w:rPr>
-          <w:rPr>
-            <w:color w:val="0000EE"/>
-            <w:u w:val="single"/>
-          </w:rPr>
-          <w:t>Zef. 3:12</w:t>
-        </w:r>
-      </w:hyperlink>
+      <w:r>
+        <w:rPr>
+          <w:lang w:val="id_ID" w:bidi="id_ID"/>
+        </w:rPr>
+        <w:t>Zef. 3:12</w:t>
+      </w:r>
       <w:r>
         <w:rPr>
           <w:lang w:val="id_ID" w:bidi="id_ID"/>
         </w:rPr>
         <w:t>). Allah akan mengumpulkan umat-Nya yang tercerai-berai dan memulihkan mereka ke negeri mereka, di mana mereka akan hidup dalam kebenaran dan keamanan, serta menyembah Tuhan (</w:t>
       </w:r>
-      <w:hyperlink r:id="rId33">
-        <w:r>
-          <w:rPr>
-            <w:lang w:val="id_ID" w:bidi="id_ID"/>
-          </w:rPr>
-          <w:rPr>
-            <w:color w:val="0000EE"/>
-            <w:u w:val="single"/>
-          </w:rPr>
-          <w:t>Zef. 3:9–12</w:t>
-        </w:r>
-      </w:hyperlink>
+      <w:r>
+        <w:rPr>
+          <w:lang w:val="id_ID" w:bidi="id_ID"/>
+        </w:rPr>
+        <w:t>Zef. 3:9–12</w:t>
+      </w:r>
       <w:r>
         <w:rPr>
           <w:lang w:val="id_ID" w:bidi="id_ID"/>
         </w:rPr>
         <w:t>). “Sisa Israel” akan menikmati pencurahan berkat Allah dan bersukacita di dalam Dia selamanya (</w:t>
       </w:r>
-      <w:hyperlink r:id="rId34">
-        <w:r>
-          <w:rPr>
-            <w:lang w:val="id_ID" w:bidi="id_ID"/>
-          </w:rPr>
-          <w:rPr>
-            <w:color w:val="0000EE"/>
-            <w:u w:val="single"/>
-          </w:rPr>
-          <w:t>Zef. 3:13–19</w:t>
-        </w:r>
-      </w:hyperlink>
+      <w:r>
+        <w:rPr>
+          <w:lang w:val="id_ID" w:bidi="id_ID"/>
+        </w:rPr>
+        <w:t>Zef. 3:13–19</w:t>
+      </w:r>
       <w:r>
         <w:rPr>
           <w:lang w:val="id_ID" w:bidi="id_ID"/>
         </w:rPr>
         <w:t xml:space="preserve">). Penghakiman dan keselamatan yang diumumkan dalam kitab Zefanya merupakan pertanda dari tindakan terakhir Allah untuk mendatangkan penghakiman dan keselamatan pada saat kedatangan kembali Yesus Kristus (lihat </w:t>
       </w:r>
-      <w:hyperlink r:id="rId35">
-        <w:r>
-          <w:rPr>
-            <w:lang w:val="id_ID" w:bidi="id_ID"/>
-          </w:rPr>
-          <w:rPr>
-            <w:color w:val="0000EE"/>
-            <w:u w:val="single"/>
-          </w:rPr>
-          <w:t>Why. 19:11–22:5</w:t>
-        </w:r>
-      </w:hyperlink>
+      <w:r>
+        <w:rPr>
+          <w:lang w:val="id_ID" w:bidi="id_ID"/>
+        </w:rPr>
+        <w:t>Why. 19:11–22:5</w:t>
+      </w:r>
       <w:r>
         <w:rPr>
           <w:lang w:val="id_ID" w:bidi="id_ID"/>
@@ -837,36 +693,24 @@
         </w:rPr>
         <w:t xml:space="preserve">Hanya sedikit yang diketahui tentang Zefanya selain garis keturunannya dalam </w:t>
       </w:r>
-      <w:hyperlink r:id="rId36">
-        <w:r>
-          <w:rPr>
-            <w:lang w:val="id_ID" w:bidi="id_ID"/>
-          </w:rPr>
-          <w:rPr>
-            <w:color w:val="0000EE"/>
-            <w:u w:val="single"/>
-          </w:rPr>
-          <w:t>Zef. 1:1</w:t>
-        </w:r>
-      </w:hyperlink>
+      <w:r>
+        <w:rPr>
+          <w:lang w:val="id_ID" w:bidi="id_ID"/>
+        </w:rPr>
+        <w:t>Zef. 1:1</w:t>
+      </w:r>
       <w:r>
         <w:rPr>
           <w:lang w:val="id_ID" w:bidi="id_ID"/>
         </w:rPr>
         <w:t xml:space="preserve">, yang menelusuri leluhurnya hingga Hizkia. Penafsir Yahudi dan Kristen secara tradisional mengidentifikasi Hizkia ini dengan raja yang memiliki nama tersebut (lihat </w:t>
       </w:r>
-      <w:hyperlink r:id="rId37">
-        <w:r>
-          <w:rPr>
-            <w:lang w:val="id_ID" w:bidi="id_ID"/>
-          </w:rPr>
-          <w:rPr>
-            <w:color w:val="0000EE"/>
-            <w:u w:val="single"/>
-          </w:rPr>
-          <w:t>2Raj. 18:1–20:20</w:t>
-        </w:r>
-      </w:hyperlink>
+      <w:r>
+        <w:rPr>
+          <w:lang w:val="id_ID" w:bidi="id_ID"/>
+        </w:rPr>
+        <w:t>2Raj. 18:1–20:20</w:t>
+      </w:r>
       <w:r>
         <w:rPr>
           <w:lang w:val="id_ID" w:bidi="id_ID"/>
@@ -887,288 +731,192 @@
         </w:rPr>
         <w:t>Zefanya tinggal di Yerusalem dan menyadari kondisi di sana (</w:t>
       </w:r>
-      <w:hyperlink r:id="rId38">
-        <w:r>
-          <w:rPr>
-            <w:lang w:val="id_ID" w:bidi="id_ID"/>
-          </w:rPr>
-          <w:rPr>
-            <w:color w:val="0000EE"/>
-            <w:u w:val="single"/>
-          </w:rPr>
-          <w:t>Zef. 1:10–13</w:t>
-        </w:r>
-      </w:hyperlink>
+      <w:r>
+        <w:rPr>
+          <w:lang w:val="id_ID" w:bidi="id_ID"/>
+        </w:rPr>
+        <w:t>Zef. 1:10–13</w:t>
+      </w:r>
       <w:r>
         <w:rPr>
           <w:lang w:val="id_ID" w:bidi="id_ID"/>
         </w:rPr>
         <w:t>). Ia adalah seorang dengan kepekaan rohani yang tajam dan persepsi moral yang kuat, mengutuk kemurtadan dan amoralitas orang-orang, terutama mereka yang berada dalam posisi kepemimpinan (</w:t>
       </w:r>
-      <w:hyperlink r:id="rId39">
-        <w:r>
-          <w:rPr>
-            <w:lang w:val="id_ID" w:bidi="id_ID"/>
-          </w:rPr>
-          <w:rPr>
-            <w:color w:val="0000EE"/>
-            <w:u w:val="single"/>
-          </w:rPr>
-          <w:t>Zef. 1:4–6</w:t>
-        </w:r>
-      </w:hyperlink>
+      <w:r>
+        <w:rPr>
+          <w:lang w:val="id_ID" w:bidi="id_ID"/>
+        </w:rPr>
+        <w:t>Zef. 1:4–6</w:t>
+      </w:r>
       <w:r>
         <w:rPr>
           <w:lang w:val="id_ID" w:bidi="id_ID"/>
         </w:rPr>
         <w:t xml:space="preserve">, </w:t>
       </w:r>
-      <w:hyperlink r:id="rId40">
-        <w:r>
-          <w:rPr>
-            <w:lang w:val="id_ID" w:bidi="id_ID"/>
-          </w:rPr>
-          <w:rPr>
-            <w:color w:val="0000EE"/>
-            <w:u w:val="single"/>
-          </w:rPr>
-          <w:t>9</w:t>
-        </w:r>
-      </w:hyperlink>
+      <w:r>
+        <w:rPr>
+          <w:lang w:val="id_ID" w:bidi="id_ID"/>
+        </w:rPr>
+        <w:t>9</w:t>
+      </w:r>
       <w:r>
         <w:rPr>
           <w:lang w:val="id_ID" w:bidi="id_ID"/>
         </w:rPr>
         <w:t xml:space="preserve">, </w:t>
       </w:r>
-      <w:hyperlink r:id="rId41">
-        <w:r>
-          <w:rPr>
-            <w:lang w:val="id_ID" w:bidi="id_ID"/>
-          </w:rPr>
-          <w:rPr>
-            <w:color w:val="0000EE"/>
-            <w:u w:val="single"/>
-          </w:rPr>
-          <w:t>17</w:t>
-        </w:r>
-      </w:hyperlink>
+      <w:r>
+        <w:rPr>
+          <w:lang w:val="id_ID" w:bidi="id_ID"/>
+        </w:rPr>
+        <w:t>17</w:t>
+      </w:r>
       <w:r>
         <w:rPr>
           <w:lang w:val="id_ID" w:bidi="id_ID"/>
         </w:rPr>
         <w:t xml:space="preserve">; </w:t>
       </w:r>
-      <w:hyperlink r:id="rId22">
-        <w:r>
-          <w:rPr>
-            <w:lang w:val="id_ID" w:bidi="id_ID"/>
-          </w:rPr>
-          <w:rPr>
-            <w:color w:val="0000EE"/>
-            <w:u w:val="single"/>
-          </w:rPr>
-          <w:t>3:1–4</w:t>
-        </w:r>
-      </w:hyperlink>
+      <w:r>
+        <w:rPr>
+          <w:lang w:val="id_ID" w:bidi="id_ID"/>
+        </w:rPr>
+        <w:t>3:1–4</w:t>
+      </w:r>
       <w:r>
         <w:rPr>
           <w:lang w:val="id_ID" w:bidi="id_ID"/>
         </w:rPr>
         <w:t xml:space="preserve">, </w:t>
       </w:r>
-      <w:hyperlink r:id="rId23">
-        <w:r>
-          <w:rPr>
-            <w:lang w:val="id_ID" w:bidi="id_ID"/>
-          </w:rPr>
-          <w:rPr>
-            <w:color w:val="0000EE"/>
-            <w:u w:val="single"/>
-          </w:rPr>
-          <w:t>7</w:t>
-        </w:r>
-      </w:hyperlink>
+      <w:r>
+        <w:rPr>
+          <w:lang w:val="id_ID" w:bidi="id_ID"/>
+        </w:rPr>
+        <w:t>7</w:t>
+      </w:r>
       <w:r>
         <w:rPr>
           <w:lang w:val="id_ID" w:bidi="id_ID"/>
         </w:rPr>
         <w:t xml:space="preserve">, </w:t>
       </w:r>
-      <w:hyperlink r:id="rId42">
-        <w:r>
-          <w:rPr>
-            <w:lang w:val="id_ID" w:bidi="id_ID"/>
-          </w:rPr>
-          <w:rPr>
-            <w:color w:val="0000EE"/>
-            <w:u w:val="single"/>
-          </w:rPr>
-          <w:t>11</w:t>
-        </w:r>
-      </w:hyperlink>
+      <w:r>
+        <w:rPr>
+          <w:lang w:val="id_ID" w:bidi="id_ID"/>
+        </w:rPr>
+        <w:t>11</w:t>
+      </w:r>
       <w:r>
         <w:rPr>
           <w:lang w:val="id_ID" w:bidi="id_ID"/>
         </w:rPr>
         <w:t>). Ia mengecam materialisme dan keserakahan yang mengeksploitasi orang-orang miskin (</w:t>
       </w:r>
-      <w:hyperlink r:id="rId43">
-        <w:r>
-          <w:rPr>
-            <w:lang w:val="id_ID" w:bidi="id_ID"/>
-          </w:rPr>
-          <w:rPr>
-            <w:color w:val="0000EE"/>
-            <w:u w:val="single"/>
-          </w:rPr>
-          <w:t>Zef. 1:8</w:t>
-        </w:r>
-      </w:hyperlink>
+      <w:r>
+        <w:rPr>
+          <w:lang w:val="id_ID" w:bidi="id_ID"/>
+        </w:rPr>
+        <w:t>Zef. 1:8</w:t>
+      </w:r>
       <w:r>
         <w:rPr>
           <w:lang w:val="id_ID" w:bidi="id_ID"/>
         </w:rPr>
         <w:t xml:space="preserve">, </w:t>
       </w:r>
-      <w:hyperlink r:id="rId38">
-        <w:r>
-          <w:rPr>
-            <w:lang w:val="id_ID" w:bidi="id_ID"/>
-          </w:rPr>
-          <w:rPr>
-            <w:color w:val="0000EE"/>
-            <w:u w:val="single"/>
-          </w:rPr>
-          <w:t>10–13</w:t>
-        </w:r>
-      </w:hyperlink>
+      <w:r>
+        <w:rPr>
+          <w:lang w:val="id_ID" w:bidi="id_ID"/>
+        </w:rPr>
+        <w:t>10–13</w:t>
+      </w:r>
       <w:r>
         <w:rPr>
           <w:lang w:val="id_ID" w:bidi="id_ID"/>
         </w:rPr>
         <w:t xml:space="preserve">, </w:t>
       </w:r>
-      <w:hyperlink r:id="rId44">
-        <w:r>
-          <w:rPr>
-            <w:lang w:val="id_ID" w:bidi="id_ID"/>
-          </w:rPr>
-          <w:rPr>
-            <w:color w:val="0000EE"/>
-            <w:u w:val="single"/>
-          </w:rPr>
-          <w:t>18</w:t>
-        </w:r>
-      </w:hyperlink>
+      <w:r>
+        <w:rPr>
+          <w:lang w:val="id_ID" w:bidi="id_ID"/>
+        </w:rPr>
+        <w:t>18</w:t>
+      </w:r>
       <w:r>
         <w:rPr>
           <w:lang w:val="id_ID" w:bidi="id_ID"/>
         </w:rPr>
         <w:t>). Ia menyadari kondisi saat ini di bangsa-bangsa sekitar dan mengumumkan penghakiman Allah atas bangsa-bangsa tersebut karena dosa-dosa mereka (</w:t>
       </w:r>
-      <w:hyperlink r:id="rId27">
-        <w:r>
-          <w:rPr>
-            <w:lang w:val="id_ID" w:bidi="id_ID"/>
-          </w:rPr>
-          <w:rPr>
-            <w:color w:val="0000EE"/>
-            <w:u w:val="single"/>
-          </w:rPr>
-          <w:t>Zef. 2:4–15</w:t>
-        </w:r>
-      </w:hyperlink>
+      <w:r>
+        <w:rPr>
+          <w:lang w:val="id_ID" w:bidi="id_ID"/>
+        </w:rPr>
+        <w:t>Zef. 2:4–15</w:t>
+      </w:r>
       <w:r>
         <w:rPr>
           <w:lang w:val="id_ID" w:bidi="id_ID"/>
         </w:rPr>
         <w:t>). Di atas segalanya, nabi ini memiliki kepedulian mendalam terhadap reputasi Tuhan (</w:t>
       </w:r>
-      <w:hyperlink r:id="rId45">
-        <w:r>
-          <w:rPr>
-            <w:lang w:val="id_ID" w:bidi="id_ID"/>
-          </w:rPr>
-          <w:rPr>
-            <w:color w:val="0000EE"/>
-            <w:u w:val="single"/>
-          </w:rPr>
-          <w:t>Zef. 1:6</w:t>
-        </w:r>
-      </w:hyperlink>
+      <w:r>
+        <w:rPr>
+          <w:lang w:val="id_ID" w:bidi="id_ID"/>
+        </w:rPr>
+        <w:t>Zef. 1:6</w:t>
+      </w:r>
       <w:r>
         <w:rPr>
           <w:lang w:val="id_ID" w:bidi="id_ID"/>
         </w:rPr>
         <w:t xml:space="preserve">; </w:t>
       </w:r>
-      <w:hyperlink r:id="rId23">
-        <w:r>
-          <w:rPr>
-            <w:lang w:val="id_ID" w:bidi="id_ID"/>
-          </w:rPr>
-          <w:rPr>
-            <w:color w:val="0000EE"/>
-            <w:u w:val="single"/>
-          </w:rPr>
-          <w:t>3:7</w:t>
-        </w:r>
-      </w:hyperlink>
+      <w:r>
+        <w:rPr>
+          <w:lang w:val="id_ID" w:bidi="id_ID"/>
+        </w:rPr>
+        <w:t>3:7</w:t>
+      </w:r>
       <w:r>
         <w:rPr>
           <w:lang w:val="id_ID" w:bidi="id_ID"/>
         </w:rPr>
         <w:t>) dan terhadap semua orang yang dengan rendah hati percaya kepada Allah (</w:t>
       </w:r>
-      <w:hyperlink r:id="rId46">
-        <w:r>
-          <w:rPr>
-            <w:lang w:val="id_ID" w:bidi="id_ID"/>
-          </w:rPr>
-          <w:rPr>
-            <w:color w:val="0000EE"/>
-            <w:u w:val="single"/>
-          </w:rPr>
-          <w:t>Zef. 2:3</w:t>
-        </w:r>
-      </w:hyperlink>
+      <w:r>
+        <w:rPr>
+          <w:lang w:val="id_ID" w:bidi="id_ID"/>
+        </w:rPr>
+        <w:t>Zef. 2:3</w:t>
+      </w:r>
       <w:r>
         <w:rPr>
           <w:lang w:val="id_ID" w:bidi="id_ID"/>
         </w:rPr>
         <w:t xml:space="preserve">; </w:t>
       </w:r>
-      <w:hyperlink r:id="rId31">
-        <w:r>
-          <w:rPr>
-            <w:lang w:val="id_ID" w:bidi="id_ID"/>
-          </w:rPr>
-          <w:rPr>
-            <w:color w:val="0000EE"/>
-            <w:u w:val="single"/>
-          </w:rPr>
-          <w:t>3:9</w:t>
-        </w:r>
-      </w:hyperlink>
+      <w:r>
+        <w:rPr>
+          <w:lang w:val="id_ID" w:bidi="id_ID"/>
+        </w:rPr>
+        <w:t>3:9</w:t>
+      </w:r>
       <w:r>
         <w:rPr>
           <w:lang w:val="id_ID" w:bidi="id_ID"/>
         </w:rPr>
         <w:t xml:space="preserve">, </w:t>
       </w:r>
-      <w:hyperlink r:id="rId47">
-        <w:r>
-          <w:rPr>
-            <w:lang w:val="id_ID" w:bidi="id_ID"/>
-          </w:rPr>
-          <w:rPr>
-            <w:color w:val="0000EE"/>
-            <w:u w:val="single"/>
-          </w:rPr>
-          <w:t>12–13</w:t>
-        </w:r>
-      </w:hyperlink>
+      <w:r>
+        <w:rPr>
+          <w:lang w:val="id_ID" w:bidi="id_ID"/>
+        </w:rPr>
+        <w:t>12–13</w:t>
+      </w:r>
       <w:r>
         <w:rPr>
           <w:lang w:val="id_ID" w:bidi="id_ID"/>
@@ -1200,216 +948,144 @@
         </w:rPr>
         <w:t xml:space="preserve">Zefanya sendiri mencatat bahwa pelayanan kenabiannya terjadi pada masa Yosia (640–609 SM; lihat </w:t>
       </w:r>
-      <w:hyperlink r:id="rId36">
-        <w:r>
-          <w:rPr>
-            <w:lang w:val="id_ID" w:bidi="id_ID"/>
-          </w:rPr>
-          <w:rPr>
-            <w:color w:val="0000EE"/>
-            <w:u w:val="single"/>
-          </w:rPr>
-          <w:t>Zef. 1:1</w:t>
-        </w:r>
-      </w:hyperlink>
+      <w:r>
+        <w:rPr>
+          <w:lang w:val="id_ID" w:bidi="id_ID"/>
+        </w:rPr>
+        <w:t>Zef. 1:1</w:t>
+      </w:r>
       <w:r>
         <w:rPr>
           <w:lang w:val="id_ID" w:bidi="id_ID"/>
         </w:rPr>
         <w:t>). Beberapa fakta menunjukkan bahwa Zefanya bernubuat pada masa-masa awal pemerintahan Yosia, sebelum ditemukannya Kitab Taurat dan reformasi yang mengikutinya. Zefanya melaporkan bahwa praktik-praktik keagamaan di Yehuda masih dicemari oleh ritual-ritual sinkretisme Kanaan seperti yang menjadi ciri khas zaman Manasye (</w:t>
       </w:r>
-      <w:hyperlink r:id="rId48">
-        <w:r>
-          <w:rPr>
-            <w:lang w:val="id_ID" w:bidi="id_ID"/>
-          </w:rPr>
-          <w:rPr>
-            <w:color w:val="0000EE"/>
-            <w:u w:val="single"/>
-          </w:rPr>
-          <w:t>Zef. 1:4–5</w:t>
-        </w:r>
-      </w:hyperlink>
+      <w:r>
+        <w:rPr>
+          <w:lang w:val="id_ID" w:bidi="id_ID"/>
+        </w:rPr>
+        <w:t>Zef. 1:4–5</w:t>
+      </w:r>
       <w:r>
         <w:rPr>
           <w:lang w:val="id_ID" w:bidi="id_ID"/>
         </w:rPr>
         <w:t xml:space="preserve">, </w:t>
       </w:r>
-      <w:hyperlink r:id="rId40">
-        <w:r>
-          <w:rPr>
-            <w:lang w:val="id_ID" w:bidi="id_ID"/>
-          </w:rPr>
-          <w:rPr>
-            <w:color w:val="0000EE"/>
-            <w:u w:val="single"/>
-          </w:rPr>
-          <w:t>9</w:t>
-        </w:r>
-      </w:hyperlink>
+      <w:r>
+        <w:rPr>
+          <w:lang w:val="id_ID" w:bidi="id_ID"/>
+        </w:rPr>
+        <w:t>9</w:t>
+      </w:r>
       <w:r>
         <w:rPr>
           <w:lang w:val="id_ID" w:bidi="id_ID"/>
         </w:rPr>
         <w:t>). Banyak orang tidak menyembah Tuhan sama sekali (</w:t>
       </w:r>
-      <w:hyperlink r:id="rId45">
-        <w:r>
-          <w:rPr>
-            <w:lang w:val="id_ID" w:bidi="id_ID"/>
-          </w:rPr>
-          <w:rPr>
-            <w:color w:val="0000EE"/>
-            <w:u w:val="single"/>
-          </w:rPr>
-          <w:t>Zef. 1:6</w:t>
-        </w:r>
-      </w:hyperlink>
+      <w:r>
+        <w:rPr>
+          <w:lang w:val="id_ID" w:bidi="id_ID"/>
+        </w:rPr>
+        <w:t>Zef. 1:6</w:t>
+      </w:r>
       <w:r>
         <w:rPr>
           <w:lang w:val="id_ID" w:bidi="id_ID"/>
         </w:rPr>
         <w:t>), para pemimpin tergila-gila mengenakan pakaian yang dijual oleh para pedagang asing (</w:t>
       </w:r>
-      <w:hyperlink r:id="rId43">
-        <w:r>
-          <w:rPr>
-            <w:lang w:val="id_ID" w:bidi="id_ID"/>
-          </w:rPr>
-          <w:rPr>
-            <w:color w:val="0000EE"/>
-            <w:u w:val="single"/>
-          </w:rPr>
-          <w:t>Zef. 1:8</w:t>
-        </w:r>
-      </w:hyperlink>
+      <w:r>
+        <w:rPr>
+          <w:lang w:val="id_ID" w:bidi="id_ID"/>
+        </w:rPr>
+        <w:t>Zef. 1:8</w:t>
+      </w:r>
       <w:r>
         <w:rPr>
           <w:lang w:val="id_ID" w:bidi="id_ID"/>
         </w:rPr>
         <w:t>) yang memiliki usaha bisnis luas di Yerusalem (</w:t>
       </w:r>
-      <w:hyperlink r:id="rId49">
-        <w:r>
-          <w:rPr>
-            <w:lang w:val="id_ID" w:bidi="id_ID"/>
-          </w:rPr>
-          <w:rPr>
-            <w:color w:val="0000EE"/>
-            <w:u w:val="single"/>
-          </w:rPr>
-          <w:t>Zef. 1:10–11</w:t>
-        </w:r>
-      </w:hyperlink>
+      <w:r>
+        <w:rPr>
+          <w:lang w:val="id_ID" w:bidi="id_ID"/>
+        </w:rPr>
+        <w:t>Zef. 1:10–11</w:t>
+      </w:r>
       <w:r>
         <w:rPr>
           <w:lang w:val="id_ID" w:bidi="id_ID"/>
         </w:rPr>
         <w:t>), dan masyarakat Yehuda dilanda masalah sosial-ekonomi (</w:t>
       </w:r>
-      <w:hyperlink r:id="rId50">
-        <w:r>
-          <w:rPr>
-            <w:lang w:val="id_ID" w:bidi="id_ID"/>
-          </w:rPr>
-          <w:rPr>
-            <w:color w:val="0000EE"/>
-            <w:u w:val="single"/>
-          </w:rPr>
-          <w:t>Zef. 1:12–13</w:t>
-        </w:r>
-      </w:hyperlink>
+      <w:r>
+        <w:rPr>
+          <w:lang w:val="id_ID" w:bidi="id_ID"/>
+        </w:rPr>
+        <w:t>Zef. 1:12–13</w:t>
+      </w:r>
       <w:r>
         <w:rPr>
           <w:lang w:val="id_ID" w:bidi="id_ID"/>
         </w:rPr>
         <w:t xml:space="preserve">, </w:t>
       </w:r>
-      <w:hyperlink r:id="rId44">
-        <w:r>
-          <w:rPr>
-            <w:lang w:val="id_ID" w:bidi="id_ID"/>
-          </w:rPr>
-          <w:rPr>
-            <w:color w:val="0000EE"/>
-            <w:u w:val="single"/>
-          </w:rPr>
-          <w:t>18</w:t>
-        </w:r>
-      </w:hyperlink>
+      <w:r>
+        <w:rPr>
+          <w:lang w:val="id_ID" w:bidi="id_ID"/>
+        </w:rPr>
+        <w:t>18</w:t>
+      </w:r>
       <w:r>
         <w:rPr>
           <w:lang w:val="id_ID" w:bidi="id_ID"/>
         </w:rPr>
         <w:t>) serta korupsi politik dan agama (</w:t>
       </w:r>
-      <w:hyperlink r:id="rId22">
-        <w:r>
-          <w:rPr>
-            <w:lang w:val="id_ID" w:bidi="id_ID"/>
-          </w:rPr>
-          <w:rPr>
-            <w:color w:val="0000EE"/>
-            <w:u w:val="single"/>
-          </w:rPr>
-          <w:t>Zef. 3:1–4</w:t>
-        </w:r>
-      </w:hyperlink>
+      <w:r>
+        <w:rPr>
+          <w:lang w:val="id_ID" w:bidi="id_ID"/>
+        </w:rPr>
+        <w:t>Zef. 3:1–4</w:t>
+      </w:r>
       <w:r>
         <w:rPr>
           <w:lang w:val="id_ID" w:bidi="id_ID"/>
         </w:rPr>
         <w:t xml:space="preserve">, </w:t>
       </w:r>
-      <w:hyperlink r:id="rId23">
-        <w:r>
-          <w:rPr>
-            <w:lang w:val="id_ID" w:bidi="id_ID"/>
-          </w:rPr>
-          <w:rPr>
-            <w:color w:val="0000EE"/>
-            <w:u w:val="single"/>
-          </w:rPr>
-          <w:t>7</w:t>
-        </w:r>
-      </w:hyperlink>
+      <w:r>
+        <w:rPr>
+          <w:lang w:val="id_ID" w:bidi="id_ID"/>
+        </w:rPr>
+        <w:t>7</w:t>
+      </w:r>
       <w:r>
         <w:rPr>
           <w:lang w:val="id_ID" w:bidi="id_ID"/>
         </w:rPr>
         <w:t xml:space="preserve">, </w:t>
       </w:r>
-      <w:hyperlink r:id="rId42">
-        <w:r>
-          <w:rPr>
-            <w:lang w:val="id_ID" w:bidi="id_ID"/>
-          </w:rPr>
-          <w:rPr>
-            <w:color w:val="0000EE"/>
-            <w:u w:val="single"/>
-          </w:rPr>
-          <w:t>11</w:t>
-        </w:r>
-      </w:hyperlink>
+      <w:r>
+        <w:rPr>
+          <w:lang w:val="id_ID" w:bidi="id_ID"/>
+        </w:rPr>
+        <w:t>11</w:t>
+      </w:r>
       <w:r>
         <w:rPr>
           <w:lang w:val="id_ID" w:bidi="id_ID"/>
         </w:rPr>
         <w:t xml:space="preserve">). Reformasi Yosia memperbaiki sebagian besar dari masalah ini (sekitar 622 SM; </w:t>
       </w:r>
-      <w:hyperlink r:id="rId51">
-        <w:r>
-          <w:rPr>
-            <w:lang w:val="id_ID" w:bidi="id_ID"/>
-          </w:rPr>
-          <w:rPr>
-            <w:color w:val="0000EE"/>
-            <w:u w:val="single"/>
-          </w:rPr>
-          <w:t>2Raj. 23:4–14</w:t>
-        </w:r>
-      </w:hyperlink>
+      <w:r>
+        <w:rPr>
+          <w:lang w:val="id_ID" w:bidi="id_ID"/>
+        </w:rPr>
+        <w:t>2Raj. 23:4–14</w:t>
+      </w:r>
       <w:r>
         <w:rPr>
           <w:lang w:val="id_ID" w:bidi="id_ID"/>
@@ -1441,180 +1117,120 @@
         </w:rPr>
         <w:t>Seperti Nahum dan Habakuk yang hidup sezaman dengannya, Zefanya menggambarkan Allah sebagai Tuhan yang berdaulat atas sejarah bumi. Allah, hakim atas segala sesuatu (</w:t>
       </w:r>
-      <w:hyperlink r:id="rId24">
-        <w:r>
-          <w:rPr>
-            <w:lang w:val="id_ID" w:bidi="id_ID"/>
-          </w:rPr>
-          <w:rPr>
-            <w:color w:val="0000EE"/>
-            <w:u w:val="single"/>
-          </w:rPr>
-          <w:t>Zef. 1:2–3</w:t>
-        </w:r>
-      </w:hyperlink>
+      <w:r>
+        <w:rPr>
+          <w:lang w:val="id_ID" w:bidi="id_ID"/>
+        </w:rPr>
+        <w:t>Zef. 1:2–3</w:t>
+      </w:r>
       <w:r>
         <w:rPr>
           <w:lang w:val="id_ID" w:bidi="id_ID"/>
         </w:rPr>
         <w:t xml:space="preserve">, </w:t>
       </w:r>
-      <w:hyperlink r:id="rId52">
-        <w:r>
-          <w:rPr>
-            <w:lang w:val="id_ID" w:bidi="id_ID"/>
-          </w:rPr>
-          <w:rPr>
-            <w:color w:val="0000EE"/>
-            <w:u w:val="single"/>
-          </w:rPr>
-          <w:t>7</w:t>
-        </w:r>
-      </w:hyperlink>
+      <w:r>
+        <w:rPr>
+          <w:lang w:val="id_ID" w:bidi="id_ID"/>
+        </w:rPr>
+        <w:t>7</w:t>
+      </w:r>
       <w:r>
         <w:rPr>
           <w:lang w:val="id_ID" w:bidi="id_ID"/>
         </w:rPr>
         <w:t xml:space="preserve">, </w:t>
       </w:r>
-      <w:hyperlink r:id="rId25">
-        <w:r>
-          <w:rPr>
-            <w:lang w:val="id_ID" w:bidi="id_ID"/>
-          </w:rPr>
-          <w:rPr>
-            <w:color w:val="0000EE"/>
-            <w:u w:val="single"/>
-          </w:rPr>
-          <w:t>14–18</w:t>
-        </w:r>
-      </w:hyperlink>
+      <w:r>
+        <w:rPr>
+          <w:lang w:val="id_ID" w:bidi="id_ID"/>
+        </w:rPr>
+        <w:t>14–18</w:t>
+      </w:r>
       <w:r>
         <w:rPr>
           <w:lang w:val="id_ID" w:bidi="id_ID"/>
         </w:rPr>
         <w:t xml:space="preserve">; </w:t>
       </w:r>
-      <w:hyperlink r:id="rId29">
-        <w:r>
-          <w:rPr>
-            <w:lang w:val="id_ID" w:bidi="id_ID"/>
-          </w:rPr>
-          <w:rPr>
-            <w:color w:val="0000EE"/>
-            <w:u w:val="single"/>
-          </w:rPr>
-          <w:t>3:8</w:t>
-        </w:r>
-      </w:hyperlink>
+      <w:r>
+        <w:rPr>
+          <w:lang w:val="id_ID" w:bidi="id_ID"/>
+        </w:rPr>
+        <w:t>3:8</w:t>
+      </w:r>
       <w:r>
         <w:rPr>
           <w:lang w:val="id_ID" w:bidi="id_ID"/>
         </w:rPr>
         <w:t>), menghukum kejahatan orang-orang (</w:t>
       </w:r>
-      <w:hyperlink r:id="rId53">
-        <w:r>
-          <w:rPr>
-            <w:lang w:val="id_ID" w:bidi="id_ID"/>
-          </w:rPr>
-          <w:rPr>
-            <w:color w:val="0000EE"/>
-            <w:u w:val="single"/>
-          </w:rPr>
-          <w:t>Zef. 1:8–9</w:t>
-        </w:r>
-      </w:hyperlink>
+      <w:r>
+        <w:rPr>
+          <w:lang w:val="id_ID" w:bidi="id_ID"/>
+        </w:rPr>
+        <w:t>Zef. 1:8–9</w:t>
+      </w:r>
       <w:r>
         <w:rPr>
           <w:lang w:val="id_ID" w:bidi="id_ID"/>
         </w:rPr>
         <w:t xml:space="preserve">, </w:t>
       </w:r>
-      <w:hyperlink r:id="rId41">
-        <w:r>
-          <w:rPr>
-            <w:lang w:val="id_ID" w:bidi="id_ID"/>
-          </w:rPr>
-          <w:rPr>
-            <w:color w:val="0000EE"/>
-            <w:u w:val="single"/>
-          </w:rPr>
-          <w:t>17</w:t>
-        </w:r>
-      </w:hyperlink>
+      <w:r>
+        <w:rPr>
+          <w:lang w:val="id_ID" w:bidi="id_ID"/>
+        </w:rPr>
+        <w:t>17</w:t>
+      </w:r>
       <w:r>
         <w:rPr>
           <w:lang w:val="id_ID" w:bidi="id_ID"/>
         </w:rPr>
         <w:t xml:space="preserve">; </w:t>
       </w:r>
-      <w:hyperlink r:id="rId23">
-        <w:r>
-          <w:rPr>
-            <w:lang w:val="id_ID" w:bidi="id_ID"/>
-          </w:rPr>
-          <w:rPr>
-            <w:color w:val="0000EE"/>
-            <w:u w:val="single"/>
-          </w:rPr>
-          <w:t>3:7</w:t>
-        </w:r>
-      </w:hyperlink>
+      <w:r>
+        <w:rPr>
+          <w:lang w:val="id_ID" w:bidi="id_ID"/>
+        </w:rPr>
+        <w:t>3:7</w:t>
+      </w:r>
       <w:r>
         <w:rPr>
           <w:lang w:val="id_ID" w:bidi="id_ID"/>
         </w:rPr>
         <w:t xml:space="preserve">, </w:t>
       </w:r>
-      <w:hyperlink r:id="rId42">
-        <w:r>
-          <w:rPr>
-            <w:lang w:val="id_ID" w:bidi="id_ID"/>
-          </w:rPr>
-          <w:rPr>
-            <w:color w:val="0000EE"/>
-            <w:u w:val="single"/>
-          </w:rPr>
-          <w:t>11</w:t>
-        </w:r>
-      </w:hyperlink>
+      <w:r>
+        <w:rPr>
+          <w:lang w:val="id_ID" w:bidi="id_ID"/>
+        </w:rPr>
+        <w:t>11</w:t>
+      </w:r>
       <w:r>
         <w:rPr>
           <w:lang w:val="id_ID" w:bidi="id_ID"/>
         </w:rPr>
         <w:t>) dan bangsa-bangsa (</w:t>
       </w:r>
-      <w:hyperlink r:id="rId27">
-        <w:r>
-          <w:rPr>
-            <w:lang w:val="id_ID" w:bidi="id_ID"/>
-          </w:rPr>
-          <w:rPr>
-            <w:color w:val="0000EE"/>
-            <w:u w:val="single"/>
-          </w:rPr>
-          <w:t>Zef. 2:4–15</w:t>
-        </w:r>
-      </w:hyperlink>
+      <w:r>
+        <w:rPr>
+          <w:lang w:val="id_ID" w:bidi="id_ID"/>
+        </w:rPr>
+        <w:t>Zef. 2:4–15</w:t>
+      </w:r>
       <w:r>
         <w:rPr>
           <w:lang w:val="id_ID" w:bidi="id_ID"/>
         </w:rPr>
         <w:t xml:space="preserve">; </w:t>
       </w:r>
-      <w:hyperlink r:id="rId54">
-        <w:r>
-          <w:rPr>
-            <w:lang w:val="id_ID" w:bidi="id_ID"/>
-          </w:rPr>
-          <w:rPr>
-            <w:color w:val="0000EE"/>
-            <w:u w:val="single"/>
-          </w:rPr>
-          <w:t>3:6</w:t>
-        </w:r>
-      </w:hyperlink>
+      <w:r>
+        <w:rPr>
+          <w:lang w:val="id_ID" w:bidi="id_ID"/>
+        </w:rPr>
+        <w:t>3:6</w:t>
+      </w:r>
       <w:r>
         <w:rPr>
           <w:lang w:val="id_ID" w:bidi="id_ID"/>
@@ -1634,54 +1250,36 @@
         </w:rPr>
         <w:t>) akan mencakup semua bangsa (</w:t>
       </w:r>
-      <w:hyperlink r:id="rId55">
-        <w:r>
-          <w:rPr>
-            <w:lang w:val="id_ID" w:bidi="id_ID"/>
-          </w:rPr>
-          <w:rPr>
-            <w:color w:val="0000EE"/>
-            <w:u w:val="single"/>
-          </w:rPr>
-          <w:t>Zef. 1:2–4</w:t>
-        </w:r>
-      </w:hyperlink>
+      <w:r>
+        <w:rPr>
+          <w:lang w:val="id_ID" w:bidi="id_ID"/>
+        </w:rPr>
+        <w:t>Zef. 1:2–4</w:t>
+      </w:r>
       <w:r>
         <w:rPr>
           <w:lang w:val="id_ID" w:bidi="id_ID"/>
         </w:rPr>
         <w:t xml:space="preserve">; </w:t>
       </w:r>
-      <w:hyperlink r:id="rId27">
-        <w:r>
-          <w:rPr>
-            <w:lang w:val="id_ID" w:bidi="id_ID"/>
-          </w:rPr>
-          <w:rPr>
-            <w:color w:val="0000EE"/>
-            <w:u w:val="single"/>
-          </w:rPr>
-          <w:t>2:4–15</w:t>
-        </w:r>
-      </w:hyperlink>
+      <w:r>
+        <w:rPr>
+          <w:lang w:val="id_ID" w:bidi="id_ID"/>
+        </w:rPr>
+        <w:t>2:4–15</w:t>
+      </w:r>
       <w:r>
         <w:rPr>
           <w:lang w:val="id_ID" w:bidi="id_ID"/>
         </w:rPr>
         <w:t xml:space="preserve">; </w:t>
       </w:r>
-      <w:hyperlink r:id="rId29">
-        <w:r>
-          <w:rPr>
-            <w:lang w:val="id_ID" w:bidi="id_ID"/>
-          </w:rPr>
-          <w:rPr>
-            <w:color w:val="0000EE"/>
-            <w:u w:val="single"/>
-          </w:rPr>
-          <w:t>3:8</w:t>
-        </w:r>
-      </w:hyperlink>
+      <w:r>
+        <w:rPr>
+          <w:lang w:val="id_ID" w:bidi="id_ID"/>
+        </w:rPr>
+        <w:t>3:8</w:t>
+      </w:r>
       <w:r>
         <w:rPr>
           <w:lang w:val="id_ID" w:bidi="id_ID"/>
@@ -1702,360 +1300,240 @@
         </w:rPr>
         <w:t>Zefanya berfokus pada masalah dasar kesombongan manusia (</w:t>
       </w:r>
-      <w:hyperlink r:id="rId56">
-        <w:r>
-          <w:rPr>
-            <w:lang w:val="id_ID" w:bidi="id_ID"/>
-          </w:rPr>
-          <w:rPr>
-            <w:color w:val="0000EE"/>
-            <w:u w:val="single"/>
-          </w:rPr>
-          <w:t>Zef. 2:15</w:t>
-        </w:r>
-      </w:hyperlink>
+      <w:r>
+        <w:rPr>
+          <w:lang w:val="id_ID" w:bidi="id_ID"/>
+        </w:rPr>
+        <w:t>Zef. 2:15</w:t>
+      </w:r>
       <w:r>
         <w:rPr>
           <w:lang w:val="id_ID" w:bidi="id_ID"/>
         </w:rPr>
         <w:t>), yang menimbulkan dorongan untuk kefasikan dalam diri (</w:t>
       </w:r>
-      <w:hyperlink r:id="rId57">
-        <w:r>
-          <w:rPr>
-            <w:lang w:val="id_ID" w:bidi="id_ID"/>
-          </w:rPr>
-          <w:rPr>
-            <w:color w:val="0000EE"/>
-            <w:u w:val="single"/>
-          </w:rPr>
-          <w:t>Zef. 1:3–6</w:t>
-        </w:r>
-      </w:hyperlink>
+      <w:r>
+        <w:rPr>
+          <w:lang w:val="id_ID" w:bidi="id_ID"/>
+        </w:rPr>
+        <w:t>Zef. 1:3–6</w:t>
+      </w:r>
       <w:r>
         <w:rPr>
           <w:lang w:val="id_ID" w:bidi="id_ID"/>
         </w:rPr>
         <w:t xml:space="preserve">, </w:t>
       </w:r>
-      <w:hyperlink r:id="rId41">
-        <w:r>
-          <w:rPr>
-            <w:lang w:val="id_ID" w:bidi="id_ID"/>
-          </w:rPr>
-          <w:rPr>
-            <w:color w:val="0000EE"/>
-            <w:u w:val="single"/>
-          </w:rPr>
-          <w:t>17</w:t>
-        </w:r>
-      </w:hyperlink>
+      <w:r>
+        <w:rPr>
+          <w:lang w:val="id_ID" w:bidi="id_ID"/>
+        </w:rPr>
+        <w:t>17</w:t>
+      </w:r>
       <w:r>
         <w:rPr>
           <w:lang w:val="id_ID" w:bidi="id_ID"/>
         </w:rPr>
         <w:t xml:space="preserve">; </w:t>
       </w:r>
-      <w:hyperlink r:id="rId58">
-        <w:r>
-          <w:rPr>
-            <w:lang w:val="id_ID" w:bidi="id_ID"/>
-          </w:rPr>
-          <w:rPr>
-            <w:color w:val="0000EE"/>
-            <w:u w:val="single"/>
-          </w:rPr>
-          <w:t>3:1</w:t>
-        </w:r>
-      </w:hyperlink>
+      <w:r>
+        <w:rPr>
+          <w:lang w:val="id_ID" w:bidi="id_ID"/>
+        </w:rPr>
+        <w:t>3:1</w:t>
+      </w:r>
       <w:r>
         <w:rPr>
           <w:lang w:val="id_ID" w:bidi="id_ID"/>
         </w:rPr>
         <w:t xml:space="preserve">, </w:t>
       </w:r>
-      <w:hyperlink r:id="rId59">
-        <w:r>
-          <w:rPr>
-            <w:lang w:val="id_ID" w:bidi="id_ID"/>
-          </w:rPr>
-          <w:rPr>
-            <w:color w:val="0000EE"/>
-            <w:u w:val="single"/>
-          </w:rPr>
-          <w:t>4</w:t>
-        </w:r>
-      </w:hyperlink>
+      <w:r>
+        <w:rPr>
+          <w:lang w:val="id_ID" w:bidi="id_ID"/>
+        </w:rPr>
+        <w:t>4</w:t>
+      </w:r>
       <w:r>
         <w:rPr>
           <w:lang w:val="id_ID" w:bidi="id_ID"/>
         </w:rPr>
         <w:t>) dan membuat orang berpikir bahwa Allah tidak akan campur tangan dalam urusan manusia (</w:t>
       </w:r>
-      <w:hyperlink r:id="rId60">
-        <w:r>
-          <w:rPr>
-            <w:lang w:val="id_ID" w:bidi="id_ID"/>
-          </w:rPr>
-          <w:rPr>
-            <w:color w:val="0000EE"/>
-            <w:u w:val="single"/>
-          </w:rPr>
-          <w:t>Zef. 1:12</w:t>
-        </w:r>
-      </w:hyperlink>
+      <w:r>
+        <w:rPr>
+          <w:lang w:val="id_ID" w:bidi="id_ID"/>
+        </w:rPr>
+        <w:t>Zef. 1:12</w:t>
+      </w:r>
       <w:r>
         <w:rPr>
           <w:lang w:val="id_ID" w:bidi="id_ID"/>
         </w:rPr>
         <w:t>). Mereka terus melakukan kekerasan dan tipu daya (</w:t>
       </w:r>
-      <w:hyperlink r:id="rId40">
-        <w:r>
-          <w:rPr>
-            <w:lang w:val="id_ID" w:bidi="id_ID"/>
-          </w:rPr>
-          <w:rPr>
-            <w:color w:val="0000EE"/>
-            <w:u w:val="single"/>
-          </w:rPr>
-          <w:t>Zef. 1:9</w:t>
-        </w:r>
-      </w:hyperlink>
+      <w:r>
+        <w:rPr>
+          <w:lang w:val="id_ID" w:bidi="id_ID"/>
+        </w:rPr>
+        <w:t>Zef. 1:9</w:t>
+      </w:r>
       <w:r>
         <w:rPr>
           <w:lang w:val="id_ID" w:bidi="id_ID"/>
         </w:rPr>
         <w:t>), dan keserakahan mereka menindas orang-orang di sekitar mereka (</w:t>
       </w:r>
-      <w:hyperlink r:id="rId49">
-        <w:r>
-          <w:rPr>
-            <w:lang w:val="id_ID" w:bidi="id_ID"/>
-          </w:rPr>
-          <w:rPr>
-            <w:color w:val="0000EE"/>
-            <w:u w:val="single"/>
-          </w:rPr>
-          <w:t>Zef. 1:10–11</w:t>
-        </w:r>
-      </w:hyperlink>
+      <w:r>
+        <w:rPr>
+          <w:lang w:val="id_ID" w:bidi="id_ID"/>
+        </w:rPr>
+        <w:t>Zef. 1:10–11</w:t>
+      </w:r>
       <w:r>
         <w:rPr>
           <w:lang w:val="id_ID" w:bidi="id_ID"/>
         </w:rPr>
         <w:t xml:space="preserve">, </w:t>
       </w:r>
-      <w:hyperlink r:id="rId61">
-        <w:r>
-          <w:rPr>
-            <w:lang w:val="id_ID" w:bidi="id_ID"/>
-          </w:rPr>
-          <w:rPr>
-            <w:color w:val="0000EE"/>
-            <w:u w:val="single"/>
-          </w:rPr>
-          <w:t>13</w:t>
-        </w:r>
-      </w:hyperlink>
+      <w:r>
+        <w:rPr>
+          <w:lang w:val="id_ID" w:bidi="id_ID"/>
+        </w:rPr>
+        <w:t>13</w:t>
+      </w:r>
       <w:r>
         <w:rPr>
           <w:lang w:val="id_ID" w:bidi="id_ID"/>
         </w:rPr>
         <w:t xml:space="preserve">, </w:t>
       </w:r>
-      <w:hyperlink r:id="rId44">
-        <w:r>
-          <w:rPr>
-            <w:lang w:val="id_ID" w:bidi="id_ID"/>
-          </w:rPr>
-          <w:rPr>
-            <w:color w:val="0000EE"/>
-            <w:u w:val="single"/>
-          </w:rPr>
-          <w:t>18</w:t>
-        </w:r>
-      </w:hyperlink>
+      <w:r>
+        <w:rPr>
+          <w:lang w:val="id_ID" w:bidi="id_ID"/>
+        </w:rPr>
+        <w:t>18</w:t>
+      </w:r>
       <w:r>
         <w:rPr>
           <w:lang w:val="id_ID" w:bidi="id_ID"/>
         </w:rPr>
         <w:t xml:space="preserve">; </w:t>
       </w:r>
-      <w:hyperlink r:id="rId62">
-        <w:r>
-          <w:rPr>
-            <w:lang w:val="id_ID" w:bidi="id_ID"/>
-          </w:rPr>
-          <w:rPr>
-            <w:color w:val="0000EE"/>
-            <w:u w:val="single"/>
-          </w:rPr>
-          <w:t>3:3</w:t>
-        </w:r>
-      </w:hyperlink>
+      <w:r>
+        <w:rPr>
+          <w:lang w:val="id_ID" w:bidi="id_ID"/>
+        </w:rPr>
+        <w:t>3:3</w:t>
+      </w:r>
       <w:r>
         <w:rPr>
           <w:lang w:val="id_ID" w:bidi="id_ID"/>
         </w:rPr>
         <w:t>). Allah dapat membatalkan hukuman yang layak diterima oleh orang-orang berdosa jika mereka sungguh-sungguh bertobat (</w:t>
       </w:r>
-      <w:hyperlink r:id="rId26">
-        <w:r>
-          <w:rPr>
-            <w:lang w:val="id_ID" w:bidi="id_ID"/>
-          </w:rPr>
-          <w:rPr>
-            <w:color w:val="0000EE"/>
-            <w:u w:val="single"/>
-          </w:rPr>
-          <w:t>Zef. 2:1–3</w:t>
-        </w:r>
-      </w:hyperlink>
+      <w:r>
+        <w:rPr>
+          <w:lang w:val="id_ID" w:bidi="id_ID"/>
+        </w:rPr>
+        <w:t>Zef. 2:1–3</w:t>
+      </w:r>
       <w:r>
         <w:rPr>
           <w:lang w:val="id_ID" w:bidi="id_ID"/>
         </w:rPr>
         <w:t>), tetapi kebajikan spiritual seperti kebenaran, kerendahan hati, iman, dan keadilan diperlukan (</w:t>
       </w:r>
-      <w:hyperlink r:id="rId47">
-        <w:r>
-          <w:rPr>
-            <w:lang w:val="id_ID" w:bidi="id_ID"/>
-          </w:rPr>
-          <w:rPr>
-            <w:color w:val="0000EE"/>
-            <w:u w:val="single"/>
-          </w:rPr>
-          <w:t>Zef. 3:12–13</w:t>
-        </w:r>
-      </w:hyperlink>
+      <w:r>
+        <w:rPr>
+          <w:lang w:val="id_ID" w:bidi="id_ID"/>
+        </w:rPr>
+        <w:t>Zef. 3:12–13</w:t>
+      </w:r>
       <w:r>
         <w:rPr>
           <w:lang w:val="id_ID" w:bidi="id_ID"/>
         </w:rPr>
         <w:t>). Allah akan mengumpulkan dan memurnikan sisa yang rendah hati dan setia (</w:t>
       </w:r>
-      <w:hyperlink r:id="rId63">
-        <w:r>
-          <w:rPr>
-            <w:lang w:val="id_ID" w:bidi="id_ID"/>
-          </w:rPr>
-          <w:rPr>
-            <w:color w:val="0000EE"/>
-            <w:u w:val="single"/>
-          </w:rPr>
-          <w:t>Zef. 3:9–10</w:t>
-        </w:r>
-      </w:hyperlink>
+      <w:r>
+        <w:rPr>
+          <w:lang w:val="id_ID" w:bidi="id_ID"/>
+        </w:rPr>
+        <w:t>Zef. 3:9–10</w:t>
+      </w:r>
       <w:r>
         <w:rPr>
           <w:lang w:val="id_ID" w:bidi="id_ID"/>
         </w:rPr>
         <w:t>), mengembalikan mereka ke tanah mereka (</w:t>
       </w:r>
-      <w:hyperlink r:id="rId64">
-        <w:r>
-          <w:rPr>
-            <w:lang w:val="id_ID" w:bidi="id_ID"/>
-          </w:rPr>
-          <w:rPr>
-            <w:color w:val="0000EE"/>
-            <w:u w:val="single"/>
-          </w:rPr>
-          <w:t>Zef. 3:20</w:t>
-        </w:r>
-      </w:hyperlink>
+      <w:r>
+        <w:rPr>
+          <w:lang w:val="id_ID" w:bidi="id_ID"/>
+        </w:rPr>
+        <w:t>Zef. 3:20</w:t>
+      </w:r>
       <w:r>
         <w:rPr>
           <w:lang w:val="id_ID" w:bidi="id_ID"/>
         </w:rPr>
         <w:t>), dan memberi mereka kemenangan atas musuh-musuh mereka (</w:t>
       </w:r>
-      <w:hyperlink r:id="rId65">
-        <w:r>
-          <w:rPr>
-            <w:lang w:val="id_ID" w:bidi="id_ID"/>
-          </w:rPr>
-          <w:rPr>
-            <w:color w:val="0000EE"/>
-            <w:u w:val="single"/>
-          </w:rPr>
-          <w:t>Zef. 2:7</w:t>
-        </w:r>
-      </w:hyperlink>
+      <w:r>
+        <w:rPr>
+          <w:lang w:val="id_ID" w:bidi="id_ID"/>
+        </w:rPr>
+        <w:t>Zef. 2:7</w:t>
+      </w:r>
       <w:r>
         <w:rPr>
           <w:lang w:val="id_ID" w:bidi="id_ID"/>
         </w:rPr>
         <w:t xml:space="preserve">, </w:t>
       </w:r>
-      <w:hyperlink r:id="rId66">
-        <w:r>
-          <w:rPr>
-            <w:lang w:val="id_ID" w:bidi="id_ID"/>
-          </w:rPr>
-          <w:rPr>
-            <w:color w:val="0000EE"/>
-            <w:u w:val="single"/>
-          </w:rPr>
-          <w:t>9</w:t>
-        </w:r>
-      </w:hyperlink>
+      <w:r>
+        <w:rPr>
+          <w:lang w:val="id_ID" w:bidi="id_ID"/>
+        </w:rPr>
+        <w:t>9</w:t>
+      </w:r>
       <w:r>
         <w:rPr>
           <w:lang w:val="id_ID" w:bidi="id_ID"/>
         </w:rPr>
         <w:t>). Yerusalem akan menjadi tempat yang penuh kebahagiaan (</w:t>
       </w:r>
-      <w:hyperlink r:id="rId42">
-        <w:r>
-          <w:rPr>
-            <w:lang w:val="id_ID" w:bidi="id_ID"/>
-          </w:rPr>
-          <w:rPr>
-            <w:color w:val="0000EE"/>
-            <w:u w:val="single"/>
-          </w:rPr>
-          <w:t>Zef. 3:11</w:t>
-        </w:r>
-      </w:hyperlink>
+      <w:r>
+        <w:rPr>
+          <w:lang w:val="id_ID" w:bidi="id_ID"/>
+        </w:rPr>
+        <w:t>Zef. 3:11</w:t>
+      </w:r>
       <w:r>
         <w:rPr>
           <w:lang w:val="id_ID" w:bidi="id_ID"/>
         </w:rPr>
         <w:t xml:space="preserve">, </w:t>
       </w:r>
-      <w:hyperlink r:id="rId67">
-        <w:r>
-          <w:rPr>
-            <w:lang w:val="id_ID" w:bidi="id_ID"/>
-          </w:rPr>
-          <w:rPr>
-            <w:color w:val="0000EE"/>
-            <w:u w:val="single"/>
-          </w:rPr>
-          <w:t>18</w:t>
-        </w:r>
-      </w:hyperlink>
+      <w:r>
+        <w:rPr>
+          <w:lang w:val="id_ID" w:bidi="id_ID"/>
+        </w:rPr>
+        <w:t>18</w:t>
+      </w:r>
       <w:r>
         <w:rPr>
           <w:lang w:val="id_ID" w:bidi="id_ID"/>
         </w:rPr>
         <w:t>) karena Allah akan menyelamatkan dan memberkati umat-Nya (</w:t>
       </w:r>
-      <w:hyperlink r:id="rId68">
-        <w:r>
-          <w:rPr>
-            <w:lang w:val="id_ID" w:bidi="id_ID"/>
-          </w:rPr>
-          <w:rPr>
-            <w:color w:val="0000EE"/>
-            <w:u w:val="single"/>
-          </w:rPr>
-          <w:t>Zef. 3:14–20</w:t>
-        </w:r>
-      </w:hyperlink>
+      <w:r>
+        <w:rPr>
+          <w:lang w:val="id_ID" w:bidi="id_ID"/>
+        </w:rPr>
+        <w:t>Zef. 3:14–20</w:t>
+      </w:r>
       <w:r>
         <w:rPr>
           <w:lang w:val="id_ID" w:bidi="id_ID"/>
@@ -2076,144 +1554,96 @@
         </w:rPr>
         <w:t>Pesan Zefanya tentang tanggung jawab pribadi atas dosa tercermin dalam ajaran Perjanjian Baru (</w:t>
       </w:r>
-      <w:hyperlink r:id="rId69">
-        <w:r>
-          <w:rPr>
-            <w:lang w:val="id_ID" w:bidi="id_ID"/>
-          </w:rPr>
-          <w:rPr>
-            <w:color w:val="0000EE"/>
-            <w:u w:val="single"/>
-          </w:rPr>
-          <w:t>Rm. 2:5–6</w:t>
-        </w:r>
-      </w:hyperlink>
+      <w:r>
+        <w:rPr>
+          <w:lang w:val="id_ID" w:bidi="id_ID"/>
+        </w:rPr>
+        <w:t>Rm. 2:5–6</w:t>
+      </w:r>
       <w:r>
         <w:rPr>
           <w:lang w:val="id_ID" w:bidi="id_ID"/>
         </w:rPr>
         <w:t xml:space="preserve">; </w:t>
       </w:r>
-      <w:hyperlink r:id="rId70">
-        <w:r>
-          <w:rPr>
-            <w:lang w:val="id_ID" w:bidi="id_ID"/>
-          </w:rPr>
-          <w:rPr>
-            <w:color w:val="0000EE"/>
-            <w:u w:val="single"/>
-          </w:rPr>
-          <w:t>2Kor. 5:10</w:t>
-        </w:r>
-      </w:hyperlink>
+      <w:r>
+        <w:rPr>
+          <w:lang w:val="id_ID" w:bidi="id_ID"/>
+        </w:rPr>
+        <w:t>2Kor. 5:10</w:t>
+      </w:r>
       <w:r>
         <w:rPr>
           <w:lang w:val="id_ID" w:bidi="id_ID"/>
         </w:rPr>
         <w:t xml:space="preserve">; </w:t>
       </w:r>
-      <w:hyperlink r:id="rId71">
-        <w:r>
-          <w:rPr>
-            <w:lang w:val="id_ID" w:bidi="id_ID"/>
-          </w:rPr>
-          <w:rPr>
-            <w:color w:val="0000EE"/>
-            <w:u w:val="single"/>
-          </w:rPr>
-          <w:t>Why. 6:17</w:t>
-        </w:r>
-      </w:hyperlink>
+      <w:r>
+        <w:rPr>
+          <w:lang w:val="id_ID" w:bidi="id_ID"/>
+        </w:rPr>
+        <w:t>Why. 6:17</w:t>
+      </w:r>
       <w:r>
         <w:rPr>
           <w:lang w:val="id_ID" w:bidi="id_ID"/>
         </w:rPr>
         <w:t xml:space="preserve">; </w:t>
       </w:r>
-      <w:hyperlink r:id="rId72">
-        <w:r>
-          <w:rPr>
-            <w:lang w:val="id_ID" w:bidi="id_ID"/>
-          </w:rPr>
-          <w:rPr>
-            <w:color w:val="0000EE"/>
-            <w:u w:val="single"/>
-          </w:rPr>
-          <w:t>19:11–21</w:t>
-        </w:r>
-      </w:hyperlink>
+      <w:r>
+        <w:rPr>
+          <w:lang w:val="id_ID" w:bidi="id_ID"/>
+        </w:rPr>
+        <w:t>19:11–21</w:t>
+      </w:r>
       <w:r>
         <w:rPr>
           <w:lang w:val="id_ID" w:bidi="id_ID"/>
         </w:rPr>
         <w:t>). Memang benar bahwa kasih karunia Allah yang melimpah tersedia bagi mereka yang rendah hati (</w:t>
       </w:r>
-      <w:hyperlink r:id="rId73">
-        <w:r>
-          <w:rPr>
-            <w:lang w:val="id_ID" w:bidi="id_ID"/>
-          </w:rPr>
-          <w:rPr>
-            <w:color w:val="0000EE"/>
-            <w:u w:val="single"/>
-          </w:rPr>
-          <w:t>1Ptr. 5:5–6</w:t>
-        </w:r>
-      </w:hyperlink>
+      <w:r>
+        <w:rPr>
+          <w:lang w:val="id_ID" w:bidi="id_ID"/>
+        </w:rPr>
+        <w:t>1Ptr. 5:5–6</w:t>
+      </w:r>
       <w:r>
         <w:rPr>
           <w:lang w:val="id_ID" w:bidi="id_ID"/>
         </w:rPr>
         <w:t>) agar mereka dapat menemukan pengampunan dosa (</w:t>
       </w:r>
-      <w:hyperlink r:id="rId74">
-        <w:r>
-          <w:rPr>
-            <w:lang w:val="id_ID" w:bidi="id_ID"/>
-          </w:rPr>
-          <w:rPr>
-            <w:color w:val="0000EE"/>
-            <w:u w:val="single"/>
-          </w:rPr>
-          <w:t>Ef. 1:7</w:t>
-        </w:r>
-      </w:hyperlink>
+      <w:r>
+        <w:rPr>
+          <w:lang w:val="id_ID" w:bidi="id_ID"/>
+        </w:rPr>
+        <w:t>Ef. 1:7</w:t>
+      </w:r>
       <w:r>
         <w:rPr>
           <w:lang w:val="id_ID" w:bidi="id_ID"/>
         </w:rPr>
         <w:t>) serta pengharapan pasti akan kehidupan kekal dan penuh berkat (</w:t>
       </w:r>
-      <w:hyperlink r:id="rId75">
-        <w:r>
-          <w:rPr>
-            <w:lang w:val="id_ID" w:bidi="id_ID"/>
-          </w:rPr>
-          <w:rPr>
-            <w:color w:val="0000EE"/>
-            <w:u w:val="single"/>
-          </w:rPr>
-          <w:t>Titus 3:4–7</w:t>
-        </w:r>
-      </w:hyperlink>
+      <w:r>
+        <w:rPr>
+          <w:lang w:val="id_ID" w:bidi="id_ID"/>
+        </w:rPr>
+        <w:t>Titus 3:4–7</w:t>
+      </w:r>
       <w:r>
         <w:rPr>
           <w:lang w:val="id_ID" w:bidi="id_ID"/>
         </w:rPr>
         <w:t xml:space="preserve">; </w:t>
       </w:r>
-      <w:hyperlink r:id="rId76">
-        <w:r>
-          <w:rPr>
-            <w:lang w:val="id_ID" w:bidi="id_ID"/>
-          </w:rPr>
-          <w:rPr>
-            <w:color w:val="0000EE"/>
-            <w:u w:val="single"/>
-          </w:rPr>
-          <w:t>Why. 21:1–22:5</w:t>
-        </w:r>
-      </w:hyperlink>
+      <w:r>
+        <w:rPr>
+          <w:lang w:val="id_ID" w:bidi="id_ID"/>
+        </w:rPr>
+        <w:t>Why. 21:1–22:5</w:t>
+      </w:r>
       <w:r>
         <w:rPr>
           <w:lang w:val="id_ID" w:bidi="id_ID"/>
